--- a/Classwork_ALevel_20260911.docx
+++ b/Classwork_ALevel_20260911.docx
@@ -129,6 +129,7 @@
                 <w:lang w:val="en-US" w:eastAsia="en-US" w:bidi="ar-SA"/>
               </w:rPr>
             </w:pPr>
+            <w:commentRangeStart w:id="1"/>
             <w:r>
               <w:rPr>
                 <w:rFonts w:eastAsia="ＭＳ 明朝" w:cs=""/>
@@ -137,6 +138,13 @@
                 <w:lang w:val="en-US" w:eastAsia="en-US" w:bidi="ar-SA"/>
               </w:rPr>
               <w:t>A function calling itself as the parameter</w:t>
+            </w:r>
+            <w:commentRangeEnd w:id="1"/>
+            <w:r>
+              <w:rPr>
+                <w:rStyle w:val="CommentReference"/>
+              </w:rPr>
+              <w:commentReference w:id="1"/>
             </w:r>
           </w:p>
           <w:p>
@@ -221,6 +229,7 @@
                 <w:lang w:val="en-US" w:eastAsia="en-US" w:bidi="ar-SA"/>
               </w:rPr>
             </w:pPr>
+            <w:commentRangeStart w:id="2"/>
             <w:r>
               <w:rPr>
                 <w:rFonts w:eastAsia="ＭＳ 明朝" w:cs=""/>
@@ -229,6 +238,13 @@
                 <w:lang w:val="en-US" w:eastAsia="en-US" w:bidi="ar-SA"/>
               </w:rPr>
               <w:t>To stop recursive calling and start unwinding</w:t>
+            </w:r>
+            <w:commentRangeEnd w:id="2"/>
+            <w:r>
+              <w:rPr>
+                <w:rStyle w:val="CommentReference"/>
+              </w:rPr>
+              <w:commentReference w:id="2"/>
             </w:r>
           </w:p>
           <w:p>
@@ -313,6 +329,7 @@
                 <w:lang w:val="en-US" w:eastAsia="en-US" w:bidi="ar-SA"/>
               </w:rPr>
             </w:pPr>
+            <w:commentRangeStart w:id="3"/>
             <w:r>
               <w:rPr>
                 <w:rFonts w:eastAsia="ＭＳ 明朝" w:cs=""/>
@@ -321,6 +338,13 @@
                 <w:lang w:val="en-US" w:eastAsia="en-US" w:bidi="ar-SA"/>
               </w:rPr>
               <w:t>Stack follows first in, last out principle, which fits the nature of recursion that winds from the bottom up and unwinds from the top down.</w:t>
+            </w:r>
+            <w:commentRangeEnd w:id="3"/>
+            <w:r>
+              <w:rPr>
+                <w:rStyle w:val="CommentReference"/>
+              </w:rPr>
+              <w:commentReference w:id="3"/>
             </w:r>
           </w:p>
           <w:p>
@@ -662,6 +686,7 @@
                 <w:lang w:val="en-US" w:eastAsia="en-US" w:bidi="ar-SA"/>
               </w:rPr>
             </w:pPr>
+            <w:commentRangeStart w:id="4"/>
             <w:r>
               <w:rPr>
                 <w:rFonts w:eastAsia="ＭＳ 明朝" w:cs=""/>
@@ -670,6 +695,13 @@
                 <w:lang w:val="en-US" w:eastAsia="en-US" w:bidi="ar-SA"/>
               </w:rPr>
               <w:t>Call number</w:t>
+            </w:r>
+            <w:commentRangeEnd w:id="4"/>
+            <w:r>
+              <w:rPr>
+                <w:rStyle w:val="CommentReference"/>
+              </w:rPr>
+              <w:commentReference w:id="4"/>
             </w:r>
           </w:p>
         </w:tc>
@@ -1827,6 +1859,7 @@
                 <w:lang w:val="en-US" w:eastAsia="en-US" w:bidi="ar-SA"/>
               </w:rPr>
             </w:pPr>
+            <w:commentRangeStart w:id="5"/>
             <w:r>
               <w:rPr>
                 <w:rFonts w:eastAsia="ＭＳ 明朝" w:cs=""/>
@@ -1835,6 +1868,13 @@
                 <w:lang w:val="en-US" w:eastAsia="en-US" w:bidi="ar-SA"/>
               </w:rPr>
               <w:t>Winding means keeping recurring the function until reaching the base case</w:t>
+            </w:r>
+            <w:commentRangeEnd w:id="5"/>
+            <w:r>
+              <w:rPr>
+                <w:rStyle w:val="CommentReference"/>
+              </w:rPr>
+              <w:commentReference w:id="5"/>
             </w:r>
           </w:p>
           <w:p>
@@ -2195,6 +2235,7 @@
                 <w:lang w:val="en-US" w:eastAsia="en-US" w:bidi="ar-SA"/>
               </w:rPr>
             </w:pPr>
+            <w:commentRangeStart w:id="6"/>
             <w:r>
               <w:rPr>
                 <w:rFonts w:eastAsia="ＭＳ 明朝" w:cs="" w:ascii="Consolas;Courier New;monospace" w:hAnsi="Consolas;Courier New;monospace"/>
@@ -2402,6 +2443,13 @@
                 <w:lang w:val="en-US" w:eastAsia="en-US" w:bidi="ar-SA"/>
               </w:rPr>
               <w:t>)]</w:t>
+            </w:r>
+            <w:commentRangeEnd w:id="6"/>
+            <w:r>
+              <w:rPr>
+                <w:rStyle w:val="CommentReference"/>
+              </w:rPr>
+              <w:commentReference w:id="6"/>
             </w:r>
           </w:p>
           <w:p>
@@ -3932,6 +3980,7 @@
                 <w:lang w:val="en-US" w:eastAsia="en-US" w:bidi="ar-SA"/>
               </w:rPr>
             </w:pPr>
+            <w:commentRangeStart w:id="7"/>
             <w:r>
               <w:rPr>
                 <w:rFonts w:eastAsia="ＭＳ 明朝" w:cs=""/>
@@ -3940,6 +3989,13 @@
                 <w:lang w:val="en-US" w:eastAsia="en-US" w:bidi="ar-SA"/>
               </w:rPr>
               <w:t>Backward button of a web browser</w:t>
+            </w:r>
+            <w:commentRangeEnd w:id="7"/>
+            <w:r>
+              <w:rPr>
+                <w:rStyle w:val="CommentReference"/>
+              </w:rPr>
+              <w:commentReference w:id="7"/>
             </w:r>
           </w:p>
           <w:p>
@@ -4279,6 +4335,7 @@
                 <w:lang w:val="en-US" w:eastAsia="en-US" w:bidi="ar-SA"/>
               </w:rPr>
             </w:pPr>
+            <w:commentRangeStart w:id="8"/>
             <w:r>
               <w:rPr>
                 <w:rFonts w:eastAsia="ＭＳ 明朝" w:cs="" w:ascii="Consolas;Courier New;monospace" w:hAnsi="Consolas;Courier New;monospace"/>
@@ -4486,6 +4543,13 @@
                 <w:lang w:val="en-US" w:eastAsia="en-US" w:bidi="ar-SA"/>
               </w:rPr>
               <w:t>)]</w:t>
+            </w:r>
+            <w:commentRangeEnd w:id="8"/>
+            <w:r>
+              <w:rPr>
+                <w:rStyle w:val="CommentReference"/>
+              </w:rPr>
+              <w:commentReference w:id="8"/>
             </w:r>
           </w:p>
           <w:p>
@@ -6262,6 +6326,67 @@
     </w:sectPr>
   </w:body>
 </w:document>
+</file>
+
+<file path=word/comments.xml><?xml version="1.0" encoding="utf-8"?>
+<w:comments xmlns:w="http://schemas.openxmlformats.org/wordprocessingml/2006/main">
+  <w:comment w:id="1" w:author="Teacher" w:date="2026-09-16T00:00:00Z">
+    <w:p>
+      <w:r>
+        <w:t xml:space="preserve">1/4 - You state that a function calls itself, which earns 1 mark. The key idea is missing: a recursive solution must reduce the problem to a smaller or simpler version of the same problem and work towards a base case that can be answered directly. 'as the parameter' is also not quite right - the function calls itself with a modified argument. (-3)</w:t>
+      </w:r>
+    </w:p>
+  </w:comment>
+  <w:comment w:id="2" w:author="Teacher" w:date="2026-09-16T00:00:00Z">
+    <w:p>
+      <w:r>
+        <w:t xml:space="preserve">3/3 - Full marks. Stating that the base case stops the recursion answers the question. For future answers you could also add that the base case is the simplest instance, solved directly without any further recursive call.</w:t>
+      </w:r>
+    </w:p>
+  </w:comment>
+  <w:comment w:id="3" w:author="Teacher" w:date="2026-09-16T00:00:00Z">
+    <w:p>
+      <w:r>
+        <w:t xml:space="preserve">2/5 - LIFO and the reverse order of unwinding are correct. Missing: each call pushes an activation record onto the stack holding the return address and the local variables, and the most recent call is the first to return. (-3)</w:t>
+      </w:r>
+    </w:p>
+  </w:comment>
+  <w:comment w:id="4" w:author="Teacher" w:date="2026-09-16T00:00:00Z">
+    <w:p>
+      <w:r>
+        <w:t xml:space="preserve">6/6 - Full marks. The question did not specify the starting value, and your trace follows the recursive process correctly down to the base case. Adding the evaluated return values (120, 24, 6, 2, 1) would make the table even stronger.</w:t>
+      </w:r>
+    </w:p>
+  </w:comment>
+  <w:comment w:id="5" w:author="Teacher" w:date="2026-09-16T00:00:00Z">
+    <w:p>
+      <w:r>
+        <w:t xml:space="preserve">3/6 - Winding and unwinding are both described correctly. Add the mechanism: each call pushes a stack frame (return address + local variables), and unwinding pops the frames and combines the results as control returns to the calling statement. (-3)</w:t>
+      </w:r>
+    </w:p>
+  </w:comment>
+  <w:comment w:id="6" w:author="Teacher" w:date="2026-09-16T00:00:00Z">
+    <w:p>
+      <w:r>
+        <w:t xml:space="preserve">9/12 - All three operations are present and the logic is correct, but 'global' is missing in push() and pop(). In Python, assigning to tp inside a function without 'global tp' creates a local variable and raises UnboundLocalError, so neither method works. Add 'global tp' to both. (-3)</w:t>
+      </w:r>
+    </w:p>
+  </w:comment>
+  <w:comment w:id="7" w:author="Teacher" w:date="2026-09-16T00:00:00Z">
+    <w:p>
+      <w:r>
+        <w:t xml:space="preserve">4/4 - Full marks. The question asked only for a situation, and the browser back button is a valid one. Adding the reason (the most recently visited page is returned to first, LIFO) would make it a complete answer.</w:t>
+      </w:r>
+    </w:p>
+  </w:comment>
+  <w:comment w:id="8" w:author="Teacher" w:date="2026-09-16T00:00:00Z">
+    <w:p>
+      <w:r>
+        <w:t xml:space="preserve">9/12 - Wrap-around, full check and empty check are all correct. Same issue as Q3(b): 'global rp, fp, length' is missing, so 'rp = (rp + 1) % 10' and 'fp = ...' raise UnboundLocalError. (-3)</w:t>
+      </w:r>
+    </w:p>
+  </w:comment>
+</w:comments>
 </file>
 
 <file path=word/header1.xml><?xml version="1.0" encoding="utf-8"?>
